--- a/output/BP框架/燕京中发融资BP框架（备忘）.docx
+++ b/output/BP框架/燕京中发融资BP框架（备忘）.docx
@@ -3885,7 +3885,7 @@
           <w:b w:val="0"/>
           <w:sz w:val="23"/>
         </w:rPr>
-        <w:t>一页最多 8 个单品。在售的和在研的分开标，别混在一起。</w:t>
+        <w:t>三条产品线按收入占比从大到小排，不要按品类出现的先后排——投资人先看的是钱从哪来。一页最多 8 个单品，在售的和在研的分开标。</w:t>
       </w:r>
     </w:p>
     <w:p>
